--- a/pr-preview/pr-12/index.docx
+++ b/pr-preview/pr-12/index.docx
@@ -15,10 +15,10 @@
         <w:pStyle w:val="Date"/>
       </w:pPr>
       <w:r>
-        <w:t xml:space="preserve">Last modified: 2026-10-14 11:05:50 (PDT)</w:t>
-      </w:r>
-    </w:p>
-    <w:bookmarkStart w:id="14" w:name="welcome"/>
+        <w:t xml:space="preserve">Last modified: 2026-10-14 11:41:24 (PDT)</w:t>
+      </w:r>
+    </w:p>
+    <w:bookmarkStart w:id="15" w:name="welcome"/>
     <w:p>
       <w:pPr>
         <w:pStyle w:val="Heading2"/>
@@ -189,6 +189,44 @@
     </w:p>
     <w:p>
       <w:pPr>
+        <w:pStyle w:val="Compact"/>
+        <w:numPr>
+          <w:ilvl w:val="0"/>
+          <w:numId w:val="1001"/>
+        </w:numPr>
+      </w:pPr>
+      <w:hyperlink r:id="rId12">
+        <w:r>
+          <w:rPr>
+            <w:rStyle w:val="Hyperlink"/>
+          </w:rPr>
+          <w:t xml:space="preserve">Error-correcting codes</w:t>
+        </w:r>
+      </w:hyperlink>
+      <w:r>
+        <w:t xml:space="preserve">:</w:t>
+      </w:r>
+      <w:r>
+        <w:t xml:space="preserve"> </w:t>
+      </w:r>
+      <w:r>
+        <w:t xml:space="preserve">Hamming distance, the Hamming and Reed–Solomon codes,</w:t>
+      </w:r>
+      <w:r>
+        <w:t xml:space="preserve"> </w:t>
+      </w:r>
+      <w:r>
+        <w:t xml:space="preserve">and how locally decodable codes lead to hardness amplification</w:t>
+      </w:r>
+      <w:r>
+        <w:t xml:space="preserve"> </w:t>
+      </w:r>
+      <w:r>
+        <w:t xml:space="preserve">and the PCP theorem</w:t>
+      </w:r>
+    </w:p>
+    <w:p>
+      <w:pPr>
         <w:pStyle w:val="FirstParagraph"/>
       </w:pPr>
       <w:r>
@@ -233,18 +271,6 @@
     </w:p>
     <w:p>
       <w:pPr>
-        <w:pStyle w:val="Compact"/>
-        <w:numPr>
-          <w:ilvl w:val="0"/>
-          <w:numId w:val="1002"/>
-        </w:numPr>
-      </w:pPr>
-      <w:r>
-        <w:t xml:space="preserve">Kolmogorov complexity, and how it relates to Shannon entropy</w:t>
-      </w:r>
-    </w:p>
-    <w:p>
-      <w:pPr>
         <w:pStyle w:val="FirstParagraph"/>
       </w:pPr>
       <w:r>
@@ -253,7 +279,7 @@
       <w:r>
         <w:t xml:space="preserve"> </w:t>
       </w:r>
-      <w:hyperlink r:id="rId12">
+      <w:hyperlink r:id="rId13">
         <w:r>
           <w:rPr>
             <w:rStyle w:val="Hyperlink"/>
@@ -281,7 +307,7 @@
       <w:r>
         <w:t xml:space="preserve"> </w:t>
       </w:r>
-      <w:hyperlink r:id="rId13">
+      <w:hyperlink r:id="rId14">
         <w:r>
           <w:rPr>
             <w:rStyle w:val="Hyperlink"/>
@@ -294,9 +320,21 @@
       <w:r>
         <w:t xml:space="preserve">.</w:t>
       </w:r>
-    </w:p>
-    <w:bookmarkEnd w:id="14"/>
-    <w:bookmarkStart w:id="18" w:name="where-to-read-about-the-planned-topics"/>
+      <w:r>
+        <w:t xml:space="preserve"> </w:t>
+      </w:r>
+      <w:r>
+        <w:t xml:space="preserve">Kolmogorov complexity, which relates the shortest description of a single string</w:t>
+      </w:r>
+      <w:r>
+        <w:t xml:space="preserve"> </w:t>
+      </w:r>
+      <w:r>
+        <w:t xml:space="preserve">to Shannon entropy, is covered there.</w:t>
+      </w:r>
+    </w:p>
+    <w:bookmarkEnd w:id="15"/>
+    <w:bookmarkStart w:id="19" w:name="where-to-read-about-the-planned-topics"/>
     <w:p>
       <w:pPr>
         <w:pStyle w:val="Heading2"/>
@@ -327,7 +365,7 @@
           <w:numId w:val="1003"/>
         </w:numPr>
       </w:pPr>
-      <w:hyperlink r:id="rId15">
+      <w:hyperlink r:id="rId16">
         <w:r>
           <w:rPr>
             <w:rStyle w:val="Hyperlink"/>
@@ -376,7 +414,7 @@
       <w:r>
         <w:t xml:space="preserve"> </w:t>
       </w:r>
-      <w:hyperlink r:id="rId16">
+      <w:hyperlink r:id="rId17">
         <w:r>
           <w:rPr>
             <w:rStyle w:val="Hyperlink"/>
@@ -399,7 +437,7 @@
           <w:numId w:val="1003"/>
         </w:numPr>
       </w:pPr>
-      <w:hyperlink r:id="rId17">
+      <w:hyperlink r:id="rId18">
         <w:r>
           <w:rPr>
             <w:rStyle w:val="Hyperlink"/>
@@ -448,8 +486,8 @@
         <w:t xml:space="preserve">so these notes link to them and do not reuse their text.</w:t>
       </w:r>
     </w:p>
-    <w:bookmarkEnd w:id="18"/>
-    <w:bookmarkStart w:id="19" w:name="using-these-notes-in-another-site"/>
+    <w:bookmarkEnd w:id="19"/>
+    <w:bookmarkStart w:id="20" w:name="using-these-notes-in-another-site"/>
     <w:p>
       <w:pPr>
         <w:pStyle w:val="Heading2"/>
@@ -570,7 +608,7 @@
         <w:t xml:space="preserve">uses an explicit link to the page and anchor.</w:t>
       </w:r>
     </w:p>
-    <w:bookmarkEnd w:id="19"/>
+    <w:bookmarkEnd w:id="20"/>
     <w:sectPr>
       <w:footnotePr>
         <w:numRestart w:val="eachSect"/>
